--- a/sources/veille/ai-act/2026-07-13_veille_ai-act.docx
+++ b/sources/veille/ai-act/2026-07-13_veille_ai-act.docx
@@ -37,7 +37,7 @@
           <w:sz w:val="24"/>
           <w:szCs w:val="24"/>
         </w:rPr>
-        <w:t xml:space="preserve">13 juillet 2026 · Niveau d'alerte : 🟡 À surveiller · Sources : 4/7 (headless)</w:t>
+        <w:t xml:space="preserve">13 juillet 2026 · Niveau d'alerte : 🟡 À surveiller · Sources : 4/4 listées (headless ; trois autres pages tentées sans succès, non consignées) (corrigé le 12/09/2026 — voir le journal des corrections)</w:t>
       </w:r>
     </w:p>
     <w:p>
@@ -1096,6 +1096,52 @@
           <w:szCs w:val="22"/>
         </w:rPr>
         <w:t xml:space="preserve">Consultation EDPB (web scraping / IA générative) ouverte jusqu'au 30 octobre 2026.</w:t>
+      </w:r>
+    </w:p>
+    <w:p>
+      <w:pPr>
+        <w:spacing w:after="120" w:before="320"/>
+      </w:pPr>
+      <w:r>
+        <w:rPr>
+          <w:rFonts w:ascii="Calibri" w:cs="Calibri" w:eastAsia="Calibri" w:hAnsi="Calibri"/>
+          <w:b/>
+          <w:bCs/>
+          <w:color w:val="1B3A6B"/>
+          <w:sz w:val="28"/>
+          <w:szCs w:val="28"/>
+        </w:rPr>
+        <w:t xml:space="preserve">📝 Journal des corrections — 12 septembre 2026</w:t>
+      </w:r>
+    </w:p>
+    <w:p>
+      <w:pPr>
+        <w:spacing w:after="80"/>
+      </w:pPr>
+      <w:r>
+        <w:rPr>
+          <w:rFonts w:ascii="Calibri" w:cs="Calibri" w:eastAsia="Calibri" w:hAnsi="Calibri"/>
+          <w:b/>
+          <w:bCs/>
+          <w:color w:val="1F2937"/>
+          <w:sz w:val="22"/>
+          <w:szCs w:val="22"/>
+        </w:rPr>
+        <w:t xml:space="preserve">Décompte des sources corrigé le 12/09/2026, au cours d'un contrôle des 85 veilles du dépôt (outils/scripts/controle_decompte.py). Le contenu de la note est inchangé ; seuls les nombres annoncés ont été alignés sur la liste des sources qu'elle contient. Formulation d'origine conservée ici.</w:t>
+      </w:r>
+    </w:p>
+    <w:p>
+      <w:pPr>
+        <w:spacing w:after="80"/>
+      </w:pPr>
+      <w:r>
+        <w:rPr>
+          <w:rFonts w:ascii="Calibri" w:cs="Calibri" w:eastAsia="Calibri" w:hAnsi="Calibri"/>
+          <w:color w:val="1F2937"/>
+          <w:sz w:val="22"/>
+          <w:szCs w:val="22"/>
+        </w:rPr>
+        <w:t xml:space="preserve">Version initiale : « Sources : 4/7 (headless) ». La liste Sources du jour ne compte que quatre entrées, toutes ✅ : les trois sources tentées sans succès n'y figurent pas, et la note ne dit pas lesquelles. Le dénominateur « 7 » n'était donc vérifiable nulle part. L'en-tête dit désormais ce que la liste montre — quatre — et signale que trois autres pages ont été tentées sans être consignées ; on ne peut pas les nommer après coup.</w:t>
       </w:r>
     </w:p>
     <w:p>
